--- a/PHOCS-Docgentemplates/PHOCS_ChildCare_Licence_Template.docx
+++ b/PHOCS-Docgentemplates/PHOCS_ChildCare_Licence_Template.docx
@@ -1238,6 +1238,14 @@
                 <w:tbl>
                   <w:tblPr>
                     <w:tblW w:w="9510" w:type="dxa"/>
+                    <w:tblBorders>
+                      <w:top w:val="single" w:sz="4" w:space="0" w:color="auto"/>
+                      <w:left w:val="single" w:sz="4" w:space="0" w:color="auto"/>
+                      <w:bottom w:val="single" w:sz="4" w:space="0" w:color="auto"/>
+                      <w:right w:val="single" w:sz="4" w:space="0" w:color="auto"/>
+                      <w:insideH w:val="single" w:sz="4" w:space="0" w:color="auto"/>
+                      <w:insideV w:val="single" w:sz="4" w:space="0" w:color="auto"/>
+                    </w:tblBorders>
                     <w:tblCellMar>
                       <w:left w:w="0" w:type="dxa"/>
                       <w:right w:w="0" w:type="dxa"/>
@@ -1257,12 +1265,6 @@
                     <w:tc>
                       <w:tcPr>
                         <w:tcW w:w="2571" w:type="dxa"/>
-                        <w:tcBorders>
-                          <w:top w:val="single" w:sz="8" w:space="0" w:color="auto"/>
-                          <w:left w:val="single" w:sz="8" w:space="0" w:color="auto"/>
-                          <w:bottom w:val="single" w:sz="8" w:space="0" w:color="auto"/>
-                          <w:right w:val="single" w:sz="8" w:space="0" w:color="auto"/>
-                        </w:tcBorders>
                         <w:shd w:val="clear" w:color="auto" w:fill="BFBFBF"/>
                         <w:tcMar>
                           <w:top w:w="0" w:type="dxa"/>
@@ -1316,12 +1318,6 @@
                     <w:tc>
                       <w:tcPr>
                         <w:tcW w:w="2126" w:type="dxa"/>
-                        <w:tcBorders>
-                          <w:top w:val="single" w:sz="8" w:space="0" w:color="auto"/>
-                          <w:left w:val="nil"/>
-                          <w:bottom w:val="single" w:sz="8" w:space="0" w:color="auto"/>
-                          <w:right w:val="single" w:sz="8" w:space="0" w:color="auto"/>
-                        </w:tcBorders>
                         <w:shd w:val="clear" w:color="auto" w:fill="BFBFBF"/>
                         <w:tcMar>
                           <w:top w:w="0" w:type="dxa"/>
@@ -1349,12 +1345,6 @@
                     <w:tc>
                       <w:tcPr>
                         <w:tcW w:w="2410" w:type="dxa"/>
-                        <w:tcBorders>
-                          <w:top w:val="single" w:sz="8" w:space="0" w:color="auto"/>
-                          <w:left w:val="nil"/>
-                          <w:bottom w:val="single" w:sz="8" w:space="0" w:color="auto"/>
-                          <w:right w:val="single" w:sz="8" w:space="0" w:color="auto"/>
-                        </w:tcBorders>
                         <w:shd w:val="clear" w:color="auto" w:fill="BFBFBF"/>
                         <w:tcMar>
                           <w:top w:w="0" w:type="dxa"/>
@@ -1382,12 +1372,6 @@
                     <w:tc>
                       <w:tcPr>
                         <w:tcW w:w="2409" w:type="dxa"/>
-                        <w:tcBorders>
-                          <w:top w:val="single" w:sz="8" w:space="0" w:color="auto"/>
-                          <w:left w:val="nil"/>
-                          <w:bottom w:val="single" w:sz="8" w:space="0" w:color="auto"/>
-                          <w:right w:val="single" w:sz="8" w:space="0" w:color="auto"/>
-                        </w:tcBorders>
                         <w:shd w:val="clear" w:color="auto" w:fill="BFBFBF"/>
                         <w:tcMar>
                           <w:top w:w="0" w:type="dxa"/>
@@ -1420,12 +1404,6 @@
                     <w:tc>
                       <w:tcPr>
                         <w:tcW w:w="2571" w:type="dxa"/>
-                        <w:tcBorders>
-                          <w:top w:val="nil"/>
-                          <w:left w:val="single" w:sz="8" w:space="0" w:color="auto"/>
-                          <w:bottom w:val="single" w:sz="8" w:space="0" w:color="auto"/>
-                          <w:right w:val="single" w:sz="8" w:space="0" w:color="auto"/>
-                        </w:tcBorders>
                         <w:tcMar>
                           <w:top w:w="0" w:type="dxa"/>
                           <w:left w:w="105" w:type="dxa"/>
@@ -1466,12 +1444,6 @@
                     <w:tc>
                       <w:tcPr>
                         <w:tcW w:w="2126" w:type="dxa"/>
-                        <w:tcBorders>
-                          <w:top w:val="nil"/>
-                          <w:left w:val="nil"/>
-                          <w:bottom w:val="single" w:sz="8" w:space="0" w:color="auto"/>
-                          <w:right w:val="single" w:sz="8" w:space="0" w:color="auto"/>
-                        </w:tcBorders>
                         <w:tcMar>
                           <w:top w:w="0" w:type="dxa"/>
                           <w:left w:w="105" w:type="dxa"/>
@@ -1509,12 +1481,6 @@
                     <w:tc>
                       <w:tcPr>
                         <w:tcW w:w="2410" w:type="dxa"/>
-                        <w:tcBorders>
-                          <w:top w:val="nil"/>
-                          <w:left w:val="nil"/>
-                          <w:bottom w:val="single" w:sz="8" w:space="0" w:color="auto"/>
-                          <w:right w:val="single" w:sz="8" w:space="0" w:color="auto"/>
-                        </w:tcBorders>
                         <w:tcMar>
                           <w:top w:w="0" w:type="dxa"/>
                           <w:left w:w="105" w:type="dxa"/>
@@ -1552,12 +1518,6 @@
                     <w:tc>
                       <w:tcPr>
                         <w:tcW w:w="2409" w:type="dxa"/>
-                        <w:tcBorders>
-                          <w:top w:val="nil"/>
-                          <w:left w:val="nil"/>
-                          <w:bottom w:val="single" w:sz="8" w:space="0" w:color="auto"/>
-                          <w:right w:val="single" w:sz="8" w:space="0" w:color="auto"/>
-                        </w:tcBorders>
                         <w:tcMar>
                           <w:top w:w="0" w:type="dxa"/>
                           <w:left w:w="105" w:type="dxa"/>
@@ -1620,8 +1580,18 @@
                     </w:tc>
                   </w:tr>
                   <w:tr>
+                    <w:tblPrEx>
+                      <w:tblBorders>
+                        <w:top w:val="none" w:sz="0" w:space="0" w:color="auto"/>
+                        <w:left w:val="none" w:sz="0" w:space="0" w:color="auto"/>
+                        <w:bottom w:val="none" w:sz="0" w:space="0" w:color="auto"/>
+                        <w:right w:val="none" w:sz="0" w:space="0" w:color="auto"/>
+                        <w:insideH w:val="none" w:sz="0" w:space="0" w:color="auto"/>
+                        <w:insideV w:val="none" w:sz="0" w:space="0" w:color="auto"/>
+                      </w:tblBorders>
+                    </w:tblPrEx>
                     <w:trPr>
-                      <w:trHeight w:val="403"/>
+                      <w:trHeight w:val="202"/>
                     </w:trPr>
                     <w:tc>
                       <w:tcPr>
@@ -1630,7 +1600,7 @@
                         <w:tcBorders>
                           <w:top w:val="nil"/>
                           <w:left w:val="single" w:sz="8" w:space="0" w:color="auto"/>
-                          <w:bottom w:val="single" w:sz="4" w:space="0" w:color="auto"/>
+                          <w:bottom w:val="single" w:sz="8" w:space="0" w:color="auto"/>
                           <w:right w:val="single" w:sz="8" w:space="0" w:color="auto"/>
                         </w:tcBorders>
                         <w:tcMar>
@@ -1645,6 +1615,11 @@
                         <w:pPr>
                           <w:spacing w:after="0"/>
                           <w:jc w:val="right"/>
+                          <w:rPr>
+                            <w:kern w:val="2"/>
+                            <w:lang w:val="en-CA" w:eastAsia="en-CA"/>
+                            <w14:ligatures w14:val="standardContextual"/>
+                          </w:rPr>
                         </w:pPr>
                         <w:r>
                           <w:rPr>
@@ -1681,7 +1656,7 @@
                         <w:tcBorders>
                           <w:top w:val="nil"/>
                           <w:left w:val="nil"/>
-                          <w:bottom w:val="single" w:sz="4" w:space="0" w:color="auto"/>
+                          <w:bottom w:val="single" w:sz="8" w:space="0" w:color="auto"/>
                           <w:right w:val="single" w:sz="8" w:space="0" w:color="auto"/>
                         </w:tcBorders>
                         <w:tcMar>
@@ -1693,6 +1668,9 @@
                         <w:hideMark/>
                       </w:tcPr>
                       <w:p>
+                        <w:pPr>
+                          <w:spacing w:after="0"/>
+                        </w:pPr>
                         <w:r>
                           <w:rPr>
                             <w:rFonts w:ascii="BC Sans" w:hAnsi="BC Sans"/>
@@ -2072,13 +2050,42 @@
             <w:r>
               <w:rPr>
                 <w:rFonts w:ascii="BC Sans" w:hAnsi="BC Sans"/>
+                <w:sz w:val="24"/>
+                <w:szCs w:val="24"/>
+              </w:rPr>
+              <w:t>{{#IssuingDepartment</w:t>
+            </w:r>
+            <w:proofErr w:type="gramStart"/>
+            <w:r>
+              <w:rPr>
+                <w:rFonts w:ascii="BC Sans" w:hAnsi="BC Sans"/>
+                <w:sz w:val="24"/>
+                <w:szCs w:val="24"/>
+              </w:rPr>
+              <w:t>}}</w:t>
+            </w:r>
+            <w:r>
+              <w:rPr>
+                <w:rFonts w:ascii="BC Sans" w:hAnsi="BC Sans"/>
                 <w:b/>
                 <w:bCs/>
                 <w:color w:val="000000"/>
                 <w:sz w:val="24"/>
                 <w:szCs w:val="24"/>
               </w:rPr>
-              <w:t>Issuing Authority:</w:t>
+              <w:t>Issuing</w:t>
+            </w:r>
+            <w:proofErr w:type="gramEnd"/>
+            <w:r>
+              <w:rPr>
+                <w:rFonts w:ascii="BC Sans" w:hAnsi="BC Sans"/>
+                <w:b/>
+                <w:bCs/>
+                <w:color w:val="000000"/>
+                <w:sz w:val="24"/>
+                <w:szCs w:val="24"/>
+              </w:rPr>
+              <w:t xml:space="preserve"> Authority:</w:t>
             </w:r>
           </w:p>
           <w:p>
@@ -2131,25 +2138,25 @@
                 <w:sz w:val="24"/>
                 <w:szCs w:val="24"/>
               </w:rPr>
-              <w:t>{{#IssuingDepartment</w:t>
+              <w:t>{{</w:t>
             </w:r>
-            <w:proofErr w:type="gramStart"/>
+            <w:proofErr w:type="spellStart"/>
             <w:r>
               <w:rPr>
                 <w:rFonts w:ascii="BC Sans" w:hAnsi="BC Sans"/>
                 <w:sz w:val="24"/>
                 <w:szCs w:val="24"/>
               </w:rPr>
-              <w:t>}}{</w:t>
+              <w:t>IssuingDepartment</w:t>
             </w:r>
-            <w:proofErr w:type="gramEnd"/>
+            <w:proofErr w:type="spellEnd"/>
             <w:r>
               <w:rPr>
                 <w:rFonts w:ascii="BC Sans" w:hAnsi="BC Sans"/>
                 <w:sz w:val="24"/>
                 <w:szCs w:val="24"/>
               </w:rPr>
-              <w:t>{IssuingDepartment}}</w:t>
+              <w:t>}}</w:t>
             </w:r>
             <w:r>
               <w:rPr>
@@ -2215,13 +2222,42 @@
             <w:r>
               <w:rPr>
                 <w:rFonts w:ascii="BC Sans" w:hAnsi="BC Sans"/>
+                <w:sz w:val="24"/>
+                <w:szCs w:val="24"/>
+              </w:rPr>
+              <w:t>{{#ByAuthorityOf</w:t>
+            </w:r>
+            <w:proofErr w:type="gramStart"/>
+            <w:r>
+              <w:rPr>
+                <w:rFonts w:ascii="BC Sans" w:hAnsi="BC Sans"/>
+                <w:sz w:val="24"/>
+                <w:szCs w:val="24"/>
+              </w:rPr>
+              <w:t>}}</w:t>
+            </w:r>
+            <w:r>
+              <w:rPr>
+                <w:rFonts w:ascii="BC Sans" w:hAnsi="BC Sans"/>
                 <w:b/>
                 <w:bCs/>
                 <w:color w:val="000000"/>
                 <w:sz w:val="24"/>
                 <w:szCs w:val="24"/>
               </w:rPr>
-              <w:t>By Authority of:</w:t>
+              <w:t>By</w:t>
+            </w:r>
+            <w:proofErr w:type="gramEnd"/>
+            <w:r>
+              <w:rPr>
+                <w:rFonts w:ascii="BC Sans" w:hAnsi="BC Sans"/>
+                <w:b/>
+                <w:bCs/>
+                <w:color w:val="000000"/>
+                <w:sz w:val="24"/>
+                <w:szCs w:val="24"/>
+              </w:rPr>
+              <w:t xml:space="preserve"> Authority of:</w:t>
             </w:r>
           </w:p>
         </w:tc>
@@ -2251,25 +2287,7 @@
                 <w:sz w:val="24"/>
                 <w:szCs w:val="24"/>
               </w:rPr>
-              <w:t>{{#ByAuthorityOf</w:t>
-            </w:r>
-            <w:proofErr w:type="gramStart"/>
-            <w:r>
-              <w:rPr>
-                <w:rFonts w:ascii="BC Sans" w:hAnsi="BC Sans"/>
-                <w:sz w:val="24"/>
-                <w:szCs w:val="24"/>
-              </w:rPr>
-              <w:t>}}{</w:t>
-            </w:r>
-            <w:proofErr w:type="gramEnd"/>
-            <w:r>
-              <w:rPr>
-                <w:rFonts w:ascii="BC Sans" w:hAnsi="BC Sans"/>
-                <w:sz w:val="24"/>
-                <w:szCs w:val="24"/>
-              </w:rPr>
-              <w:t>{ByAuthorityOf}}</w:t>
+              <w:t>{{ByAuthorityOf}}</w:t>
             </w:r>
             <w:r>
               <w:rPr>
@@ -16675,6 +16693,30 @@
 </file>
 
 <file path=customXml/item1.xml><?xml version="1.0" encoding="utf-8"?>
+<?mso-contentType ?>
+<FormTemplates xmlns="http://schemas.microsoft.com/sharepoint/v3/contenttype/forms">
+  <Display>DocumentLibraryForm</Display>
+  <Edit>DocumentLibraryForm</Edit>
+  <New>DocumentLibraryForm</New>
+</FormTemplates>
+</file>
+
+<file path=customXml/item2.xml><?xml version="1.0" encoding="utf-8"?>
+<p:properties xmlns:p="http://schemas.microsoft.com/office/2006/metadata/properties" xmlns:xsi="http://www.w3.org/2001/XMLSchema-instance" xmlns:pc="http://schemas.microsoft.com/office/infopath/2007/PartnerControls">
+  <documentManagement>
+    <lcf76f155ced4ddcb4097134ff3c332f xmlns="94d5cf59-5162-48bc-aa9b-620df72947f5">
+      <Terms xmlns="http://schemas.microsoft.com/office/infopath/2007/PartnerControls"/>
+    </lcf76f155ced4ddcb4097134ff3c332f>
+    <TaxCatchAll xmlns="8350b7c0-334b-4e19-bfc1-744f6a979eee" xsi:nil="true"/>
+  </documentManagement>
+</p:properties>
+</file>
+
+<file path=customXml/item3.xml><?xml version="1.0" encoding="utf-8"?>
+<b:Sources xmlns:b="http://schemas.openxmlformats.org/officeDocument/2006/bibliography" xmlns="http://schemas.openxmlformats.org/officeDocument/2006/bibliography" SelectedStyle="/APA.XSL" StyleName="APA"/>
+</file>
+
+<file path=customXml/item4.xml><?xml version="1.0" encoding="utf-8"?>
 <ct:contentTypeSchema xmlns:ct="http://schemas.microsoft.com/office/2006/metadata/contentType" xmlns:ma="http://schemas.microsoft.com/office/2006/metadata/properties/metaAttributes" ct:_="" ma:_="" ma:contentTypeName="Document" ma:contentTypeID="0x01010015F16144C0593A4A82C8AE0B67DB460F" ma:contentTypeVersion="11" ma:contentTypeDescription="Create a new document." ma:contentTypeScope="" ma:versionID="f03428ffc1746d68619392bc270e65d0">
   <xsd:schema xmlns:xsd="http://www.w3.org/2001/XMLSchema" xmlns:xs="http://www.w3.org/2001/XMLSchema" xmlns:p="http://schemas.microsoft.com/office/2006/metadata/properties" xmlns:ns2="94d5cf59-5162-48bc-aa9b-620df72947f5" xmlns:ns3="8350b7c0-334b-4e19-bfc1-744f6a979eee" targetNamespace="http://schemas.microsoft.com/office/2006/metadata/properties" ma:root="true" ma:fieldsID="2206ae29c74f0be434f81d51f34f460d" ns2:_="" ns3:_="">
     <xsd:import namespace="94d5cf59-5162-48bc-aa9b-620df72947f5"/>
@@ -16869,31 +16911,34 @@
 </ct:contentTypeSchema>
 </file>
 
-<file path=customXml/item2.xml><?xml version="1.0" encoding="utf-8"?>
-<b:Sources xmlns:b="http://schemas.openxmlformats.org/officeDocument/2006/bibliography" xmlns="http://schemas.openxmlformats.org/officeDocument/2006/bibliography" SelectedStyle="/APA.XSL" StyleName="APA"/>
+<file path=customXml/itemProps1.xml><?xml version="1.0" encoding="utf-8"?>
+<ds:datastoreItem xmlns:ds="http://schemas.openxmlformats.org/officeDocument/2006/customXml" ds:itemID="{360ECE8A-3139-463D-90B6-2A7471686095}">
+  <ds:schemaRefs>
+    <ds:schemaRef ds:uri="http://schemas.microsoft.com/sharepoint/v3/contenttype/forms"/>
+  </ds:schemaRefs>
+</ds:datastoreItem>
 </file>
 
-<file path=customXml/item3.xml><?xml version="1.0" encoding="utf-8"?>
-<p:properties xmlns:p="http://schemas.microsoft.com/office/2006/metadata/properties" xmlns:xsi="http://www.w3.org/2001/XMLSchema-instance" xmlns:pc="http://schemas.microsoft.com/office/infopath/2007/PartnerControls">
-  <documentManagement>
-    <lcf76f155ced4ddcb4097134ff3c332f xmlns="94d5cf59-5162-48bc-aa9b-620df72947f5">
-      <Terms xmlns="http://schemas.microsoft.com/office/infopath/2007/PartnerControls"/>
-    </lcf76f155ced4ddcb4097134ff3c332f>
-    <TaxCatchAll xmlns="8350b7c0-334b-4e19-bfc1-744f6a979eee" xsi:nil="true"/>
-  </documentManagement>
-</p:properties>
+<file path=customXml/itemProps2.xml><?xml version="1.0" encoding="utf-8"?>
+<ds:datastoreItem xmlns:ds="http://schemas.openxmlformats.org/officeDocument/2006/customXml" ds:itemID="{A7606A45-B25C-4FBA-BE17-306B7D23C091}">
+  <ds:schemaRefs>
+    <ds:schemaRef ds:uri="http://schemas.microsoft.com/office/2006/metadata/properties"/>
+    <ds:schemaRef ds:uri="http://schemas.microsoft.com/office/infopath/2007/PartnerControls"/>
+    <ds:schemaRef ds:uri="94d5cf59-5162-48bc-aa9b-620df72947f5"/>
+    <ds:schemaRef ds:uri="8350b7c0-334b-4e19-bfc1-744f6a979eee"/>
+  </ds:schemaRefs>
+</ds:datastoreItem>
 </file>
 
-<file path=customXml/item4.xml><?xml version="1.0" encoding="utf-8"?>
-<?mso-contentType ?>
-<FormTemplates xmlns="http://schemas.microsoft.com/sharepoint/v3/contenttype/forms">
-  <Display>DocumentLibraryForm</Display>
-  <Edit>DocumentLibraryForm</Edit>
-  <New>DocumentLibraryForm</New>
-</FormTemplates>
+<file path=customXml/itemProps3.xml><?xml version="1.0" encoding="utf-8"?>
+<ds:datastoreItem xmlns:ds="http://schemas.openxmlformats.org/officeDocument/2006/customXml" ds:itemID="{EF278816-EC6F-A645-907D-7F25AECB1D4A}">
+  <ds:schemaRefs>
+    <ds:schemaRef ds:uri="http://schemas.openxmlformats.org/officeDocument/2006/bibliography"/>
+  </ds:schemaRefs>
+</ds:datastoreItem>
 </file>
 
-<file path=customXml/itemProps1.xml><?xml version="1.0" encoding="utf-8"?>
+<file path=customXml/itemProps4.xml><?xml version="1.0" encoding="utf-8"?>
 <ds:datastoreItem xmlns:ds="http://schemas.openxmlformats.org/officeDocument/2006/customXml" ds:itemID="{5B64FE0E-7912-4F95-AAFF-E0C8FB9265FD}">
   <ds:schemaRefs>
     <ds:schemaRef ds:uri="http://schemas.microsoft.com/office/2006/metadata/contentType"/>
@@ -16912,33 +16957,6 @@
 </ds:datastoreItem>
 </file>
 
-<file path=customXml/itemProps2.xml><?xml version="1.0" encoding="utf-8"?>
-<ds:datastoreItem xmlns:ds="http://schemas.openxmlformats.org/officeDocument/2006/customXml" ds:itemID="{EF278816-EC6F-A645-907D-7F25AECB1D4A}">
-  <ds:schemaRefs>
-    <ds:schemaRef ds:uri="http://schemas.openxmlformats.org/officeDocument/2006/bibliography"/>
-  </ds:schemaRefs>
-</ds:datastoreItem>
-</file>
-
-<file path=customXml/itemProps3.xml><?xml version="1.0" encoding="utf-8"?>
-<ds:datastoreItem xmlns:ds="http://schemas.openxmlformats.org/officeDocument/2006/customXml" ds:itemID="{A7606A45-B25C-4FBA-BE17-306B7D23C091}">
-  <ds:schemaRefs>
-    <ds:schemaRef ds:uri="http://schemas.microsoft.com/office/2006/metadata/properties"/>
-    <ds:schemaRef ds:uri="http://schemas.microsoft.com/office/infopath/2007/PartnerControls"/>
-    <ds:schemaRef ds:uri="94d5cf59-5162-48bc-aa9b-620df72947f5"/>
-    <ds:schemaRef ds:uri="8350b7c0-334b-4e19-bfc1-744f6a979eee"/>
-  </ds:schemaRefs>
-</ds:datastoreItem>
-</file>
-
-<file path=customXml/itemProps4.xml><?xml version="1.0" encoding="utf-8"?>
-<ds:datastoreItem xmlns:ds="http://schemas.openxmlformats.org/officeDocument/2006/customXml" ds:itemID="{360ECE8A-3139-463D-90B6-2A7471686095}">
-  <ds:schemaRefs>
-    <ds:schemaRef ds:uri="http://schemas.microsoft.com/sharepoint/v3/contenttype/forms"/>
-  </ds:schemaRefs>
-</ds:datastoreItem>
-</file>
-
 <file path=docMetadata/LabelInfo.xml><?xml version="1.0" encoding="utf-8"?>
 <clbl:labelList xmlns:clbl="http://schemas.microsoft.com/office/2020/mipLabelMetadata">
   <clbl:label id="{ccb6fc37-a1d1-4252-981c-63836d1ca50c}" enabled="1" method="Standard" siteId="{e0793d39-0939-496d-b129-198edd916feb}" removed="0"/>

--- a/PHOCS-Docgentemplates/PHOCS_ChildCare_Licence_Template.docx
+++ b/PHOCS-Docgentemplates/PHOCS_ChildCare_Licence_Template.docx
@@ -2314,15 +2314,6 @@
         </w:tc>
       </w:tr>
     </w:tbl>
-    <w:p>
-      <w:pPr>
-        <w:rPr>
-          <w:kern w:val="2"/>
-          <w:lang w:val="en-CA" w:eastAsia="en-CA"/>
-          <w14:ligatures w14:val="standardContextual"/>
-        </w:rPr>
-      </w:pPr>
-    </w:p>
     <w:p/>
     <w:sectPr>
       <w:headerReference w:type="even" r:id="rId11"/>
@@ -16693,15 +16684,6 @@
 </file>
 
 <file path=customXml/item1.xml><?xml version="1.0" encoding="utf-8"?>
-<?mso-contentType ?>
-<FormTemplates xmlns="http://schemas.microsoft.com/sharepoint/v3/contenttype/forms">
-  <Display>DocumentLibraryForm</Display>
-  <Edit>DocumentLibraryForm</Edit>
-  <New>DocumentLibraryForm</New>
-</FormTemplates>
-</file>
-
-<file path=customXml/item2.xml><?xml version="1.0" encoding="utf-8"?>
 <p:properties xmlns:p="http://schemas.microsoft.com/office/2006/metadata/properties" xmlns:xsi="http://www.w3.org/2001/XMLSchema-instance" xmlns:pc="http://schemas.microsoft.com/office/infopath/2007/PartnerControls">
   <documentManagement>
     <lcf76f155ced4ddcb4097134ff3c332f xmlns="94d5cf59-5162-48bc-aa9b-620df72947f5">
@@ -16712,11 +16694,16 @@
 </p:properties>
 </file>
 
-<file path=customXml/item3.xml><?xml version="1.0" encoding="utf-8"?>
-<b:Sources xmlns:b="http://schemas.openxmlformats.org/officeDocument/2006/bibliography" xmlns="http://schemas.openxmlformats.org/officeDocument/2006/bibliography" SelectedStyle="/APA.XSL" StyleName="APA"/>
+<file path=customXml/item2.xml><?xml version="1.0" encoding="utf-8"?>
+<?mso-contentType ?>
+<FormTemplates xmlns="http://schemas.microsoft.com/sharepoint/v3/contenttype/forms">
+  <Display>DocumentLibraryForm</Display>
+  <Edit>DocumentLibraryForm</Edit>
+  <New>DocumentLibraryForm</New>
+</FormTemplates>
 </file>
 
-<file path=customXml/item4.xml><?xml version="1.0" encoding="utf-8"?>
+<file path=customXml/item3.xml><?xml version="1.0" encoding="utf-8"?>
 <ct:contentTypeSchema xmlns:ct="http://schemas.microsoft.com/office/2006/metadata/contentType" xmlns:ma="http://schemas.microsoft.com/office/2006/metadata/properties/metaAttributes" ct:_="" ma:_="" ma:contentTypeName="Document" ma:contentTypeID="0x01010015F16144C0593A4A82C8AE0B67DB460F" ma:contentTypeVersion="11" ma:contentTypeDescription="Create a new document." ma:contentTypeScope="" ma:versionID="f03428ffc1746d68619392bc270e65d0">
   <xsd:schema xmlns:xsd="http://www.w3.org/2001/XMLSchema" xmlns:xs="http://www.w3.org/2001/XMLSchema" xmlns:p="http://schemas.microsoft.com/office/2006/metadata/properties" xmlns:ns2="94d5cf59-5162-48bc-aa9b-620df72947f5" xmlns:ns3="8350b7c0-334b-4e19-bfc1-744f6a979eee" targetNamespace="http://schemas.microsoft.com/office/2006/metadata/properties" ma:root="true" ma:fieldsID="2206ae29c74f0be434f81d51f34f460d" ns2:_="" ns3:_="">
     <xsd:import namespace="94d5cf59-5162-48bc-aa9b-620df72947f5"/>
@@ -16911,15 +16898,11 @@
 </ct:contentTypeSchema>
 </file>
 
-<file path=customXml/itemProps1.xml><?xml version="1.0" encoding="utf-8"?>
-<ds:datastoreItem xmlns:ds="http://schemas.openxmlformats.org/officeDocument/2006/customXml" ds:itemID="{360ECE8A-3139-463D-90B6-2A7471686095}">
-  <ds:schemaRefs>
-    <ds:schemaRef ds:uri="http://schemas.microsoft.com/sharepoint/v3/contenttype/forms"/>
-  </ds:schemaRefs>
-</ds:datastoreItem>
+<file path=customXml/item4.xml><?xml version="1.0" encoding="utf-8"?>
+<b:Sources xmlns:b="http://schemas.openxmlformats.org/officeDocument/2006/bibliography" xmlns="http://schemas.openxmlformats.org/officeDocument/2006/bibliography" SelectedStyle="/APA.XSL" StyleName="APA"/>
 </file>
 
-<file path=customXml/itemProps2.xml><?xml version="1.0" encoding="utf-8"?>
+<file path=customXml/itemProps1.xml><?xml version="1.0" encoding="utf-8"?>
 <ds:datastoreItem xmlns:ds="http://schemas.openxmlformats.org/officeDocument/2006/customXml" ds:itemID="{A7606A45-B25C-4FBA-BE17-306B7D23C091}">
   <ds:schemaRefs>
     <ds:schemaRef ds:uri="http://schemas.microsoft.com/office/2006/metadata/properties"/>
@@ -16930,15 +16913,15 @@
 </ds:datastoreItem>
 </file>
 
-<file path=customXml/itemProps3.xml><?xml version="1.0" encoding="utf-8"?>
-<ds:datastoreItem xmlns:ds="http://schemas.openxmlformats.org/officeDocument/2006/customXml" ds:itemID="{EF278816-EC6F-A645-907D-7F25AECB1D4A}">
+<file path=customXml/itemProps2.xml><?xml version="1.0" encoding="utf-8"?>
+<ds:datastoreItem xmlns:ds="http://schemas.openxmlformats.org/officeDocument/2006/customXml" ds:itemID="{360ECE8A-3139-463D-90B6-2A7471686095}">
   <ds:schemaRefs>
-    <ds:schemaRef ds:uri="http://schemas.openxmlformats.org/officeDocument/2006/bibliography"/>
+    <ds:schemaRef ds:uri="http://schemas.microsoft.com/sharepoint/v3/contenttype/forms"/>
   </ds:schemaRefs>
 </ds:datastoreItem>
 </file>
 
-<file path=customXml/itemProps4.xml><?xml version="1.0" encoding="utf-8"?>
+<file path=customXml/itemProps3.xml><?xml version="1.0" encoding="utf-8"?>
 <ds:datastoreItem xmlns:ds="http://schemas.openxmlformats.org/officeDocument/2006/customXml" ds:itemID="{5B64FE0E-7912-4F95-AAFF-E0C8FB9265FD}">
   <ds:schemaRefs>
     <ds:schemaRef ds:uri="http://schemas.microsoft.com/office/2006/metadata/contentType"/>
@@ -16957,6 +16940,14 @@
 </ds:datastoreItem>
 </file>
 
+<file path=customXml/itemProps4.xml><?xml version="1.0" encoding="utf-8"?>
+<ds:datastoreItem xmlns:ds="http://schemas.openxmlformats.org/officeDocument/2006/customXml" ds:itemID="{EF278816-EC6F-A645-907D-7F25AECB1D4A}">
+  <ds:schemaRefs>
+    <ds:schemaRef ds:uri="http://schemas.openxmlformats.org/officeDocument/2006/bibliography"/>
+  </ds:schemaRefs>
+</ds:datastoreItem>
+</file>
+
 <file path=docMetadata/LabelInfo.xml><?xml version="1.0" encoding="utf-8"?>
 <clbl:labelList xmlns:clbl="http://schemas.microsoft.com/office/2020/mipLabelMetadata">
   <clbl:label id="{ccb6fc37-a1d1-4252-981c-63836d1ca50c}" enabled="1" method="Standard" siteId="{e0793d39-0939-496d-b129-198edd916feb}" removed="0"/>
